--- a/Tailored_CVs/Shinoy_Croonwolter_dros_PAC_Engineer.docx
+++ b/Tailored_CVs/Shinoy_Croonwolter_dros_PAC_Engineer.docx
@@ -70,7 +70,7 @@
           <w:b w:val="0"/>
           <w:sz w:val="19"/>
         </w:rPr>
-        <w:t>I am a QA Automation Engineer with over 8 years of experience building scalable test frameworks and managing continuous integration pipelines. My background includes working with complex systems, databases, and automated testing tools in banking and financial environments. While my core expertise is in software quality assurance and automation, I adapt quickly to new technical domains.</w:t>
+        <w:t>I am a QA Automation Engineer with over 8 years of experience building scalable automation frameworks and testing complex systems. While my background is rooted in software testing and cloud infrastructure rather than electrical engineering, I bring strong analytical skills and hands-on experience with technical design, test planning, and agile teamwork. I hold a valid EU residence permit and am ready to contribute to energy automation projects.</w:t>
       </w:r>
     </w:p>
     <w:p>
@@ -288,7 +288,7 @@
           <w:b w:val="0"/>
           <w:sz w:val="18"/>
         </w:rPr>
-        <w:t>▸ Tested complex secondary systems, automation solutions, and control workflows to ensure high reliability and system efficiency.</w:t>
+        <w:t>▸ Collaborated with crossfunctional Agile teams to translate business requirements into technical testing strategies and clear test plans.</w:t>
       </w:r>
     </w:p>
     <w:p>
@@ -301,7 +301,7 @@
           <w:b w:val="0"/>
           <w:sz w:val="18"/>
         </w:rPr>
-        <w:t>▸ Validated backend datasets and system integrations using Oracle SQL queries and automated REST APIs.</w:t>
+        <w:t>▸ Designed and executed comprehensive test cases for complex backend workflows and integrated systems to ensure high reliability.</w:t>
       </w:r>
     </w:p>
     <w:p>
@@ -314,7 +314,7 @@
           <w:b w:val="0"/>
           <w:sz w:val="18"/>
         </w:rPr>
-        <w:t>▸ Collaborated within Scrum teams to translate technical requirements and test plans into reliable verification processes.</w:t>
+        <w:t>▸ Worked closely with project teams and stakeholders to review release objectives, track defects, and maintain high standards of quality.</w:t>
       </w:r>
     </w:p>
     <w:p>
@@ -327,7 +327,7 @@
           <w:b w:val="0"/>
           <w:sz w:val="18"/>
         </w:rPr>
-        <w:t>▸ Streamlined test generation scripts and workflow deployments utilizing Gemini Code Assist to speed up delivery.</w:t>
+        <w:t>▸ Streamlined test generation and scripting workflows using AI tools like Gemini Code Assist to improve overall engineering efficiency.</w:t>
       </w:r>
     </w:p>
     <w:p>
